--- a/docx/190.Tuỳ chỉnh giao diện hiển thị_SRS_AI_Generated.docx
+++ b/docx/190.Tuỳ chỉnh giao diện hiển thị_SRS_AI_Generated.docx
@@ -961,7 +961,7 @@
                 <w:sz w:val="18"/>
                 <w:szCs w:val="18"/>
               </w:rPr>
-              <w:t xml:space="preserve">Gọi API lưu toàn bộ cài đặt. Áp dụng ngay cho giao diện hiện tại. Hiển thị toast "Đã lưu cài đặt giao diện".</w:t>
+              <w:t xml:space="preserve">Gọi API lưu toàn bộ cài đặt. Áp dụng ngay cho giao diện hiện tại. Hiển thị thông báo nhỏ "Đã lưu cài đặt giao diện".</w:t>
             </w:r>
           </w:p>
         </w:tc>
@@ -1046,7 +1046,7 @@
                 <w:sz w:val="18"/>
                 <w:szCs w:val="18"/>
               </w:rPr>
-              <w:t xml:space="preserve">Hiển thị dialog xác nhận "Đặt lại toàn bộ cài đặt về mặc định hệ thống?". Sau khi xác nhận: reset về giá trị mặc định, cập nhật preview, không tự động lưu (người dùng phải nhấn "Lưu" thêm).</w:t>
+              <w:t xml:space="preserve">Hiển thị hộp thoại xác nhận "Đặt lại toàn bộ cài đặt về mặc định hệ thống?". Sau khi xác nhận: reset về giá trị mặc định, cập nhật preview, không tự động lưu (người dùng phải nhấn "Lưu" thêm).</w:t>
             </w:r>
           </w:p>
         </w:tc>
@@ -2761,7 +2761,7 @@
                 <w:sz w:val="18"/>
                 <w:szCs w:val="18"/>
               </w:rPr>
-              <w:t xml:space="preserve">Các tùy chọn: Tiếng Việt (VI) / English (EN). Kèm icon cờ quốc gia.</w:t>
+              <w:t xml:space="preserve">Các tùy chọn: Tiếng Việt (VI) / English (EN). Kèm biểu tượng cờ quốc gia.</w:t>
             </w:r>
           </w:p>
         </w:tc>
@@ -3095,7 +3095,7 @@
                 <w:sz w:val="18"/>
                 <w:szCs w:val="18"/>
               </w:rPr>
-              <w:t xml:space="preserve">Khi thay đổi + nhấn Lưu: hệ thống reload trang với locale mới. Toast ngắn trước khi reload: "Đang chuyển sang [ngôn ngữ]...".</w:t>
+              <w:t xml:space="preserve">Khi thay đổi + nhấn Lưu: hệ thống reload trang với locale mới. thông báo nhỏ ngắn trước khi reload: "Đang chuyển sang [ngôn ngữ]...".</w:t>
             </w:r>
           </w:p>
         </w:tc>
